--- a/data/outputs/v2/Physics/SS1.5_Moments_of_Equilibrium/Physics_Moments_of_Equilibrium_SummaryTable.docx
+++ b/data/outputs/v2/Physics/SS1.5_Moments_of_Equilibrium/Physics_Moments_of_Equilibrium_SummaryTable.docx
@@ -38,6 +38,177 @@
           <w:szCs w:val="22"/>
         </w:rPr>
         <w:t xml:space="preserve">Sub-Strand 1.5: Moments of Equilibrium — Teacher Reference (Pre-filled)</w:t>
+      </w:r>
+    </w:p>
+    <w:p>
+      <w:pPr>
+        <w:spacing w:after="80" w:before="120"/>
+      </w:pPr>
+      <w:r>
+        <w:rPr>
+          <w:rFonts w:ascii="Arial" w:cs="Arial" w:eastAsia="Arial" w:hAnsi="Arial"/>
+          <w:b/>
+          <w:bCs/>
+          <w:color w:val="1F3864"/>
+          <w:sz w:val="20"/>
+          <w:szCs w:val="20"/>
+        </w:rPr>
+        <w:t xml:space="preserve">ATTRIBUTION AND LICENSING</w:t>
+      </w:r>
+    </w:p>
+    <w:p>
+      <w:pPr>
+        <w:spacing w:after="60" w:before="0"/>
+      </w:pPr>
+      <w:r>
+        <w:rPr>
+          <w:rFonts w:ascii="Arial" w:cs="Arial" w:eastAsia="Arial" w:hAnsi="Arial"/>
+          <w:b/>
+          <w:bCs/>
+          <w:sz w:val="17"/>
+          <w:szCs w:val="17"/>
+        </w:rPr>
+        <w:t xml:space="preserve">Curriculum Alignment: </w:t>
+      </w:r>
+      <w:r>
+        <w:rPr>
+          <w:rFonts w:ascii="Arial" w:cs="Arial" w:eastAsia="Arial" w:hAnsi="Arial"/>
+          <w:sz w:val="17"/>
+          <w:szCs w:val="17"/>
+        </w:rPr>
+        <w:t xml:space="preserve">Structured in pedagogical alignment with the competence-based curriculum format and learning outcomes established by the Kenya Institute of Curriculum Development (KICD). This material is independently developed and is not officially endorsed or published by KICD.</w:t>
+      </w:r>
+    </w:p>
+    <w:p>
+      <w:pPr>
+        <w:spacing w:after="60" w:before="0"/>
+      </w:pPr>
+      <w:r>
+        <w:rPr>
+          <w:rFonts w:ascii="Arial" w:cs="Arial" w:eastAsia="Arial" w:hAnsi="Arial"/>
+          <w:b/>
+          <w:bCs/>
+          <w:sz w:val="17"/>
+          <w:szCs w:val="17"/>
+        </w:rPr>
+        <w:t xml:space="preserve">Content &amp; Pedagogy: </w:t>
+      </w:r>
+      <w:r>
+        <w:rPr>
+          <w:rFonts w:ascii="Arial" w:cs="Arial" w:eastAsia="Arial" w:hAnsi="Arial"/>
+          <w:sz w:val="17"/>
+          <w:szCs w:val="17"/>
+        </w:rPr>
+        <w:t xml:space="preserve">Developed and adapted by the educator team at SeaVuria (registered 501(c)(3) in the United States and registered NGO in Kenya, No. 872-850A-BF11), who designed the pedagogical framework, lesson templates and exemplar lessons on which this material is based.</w:t>
+      </w:r>
+    </w:p>
+    <w:p>
+      <w:pPr>
+        <w:spacing w:after="60" w:before="0"/>
+      </w:pPr>
+      <w:r>
+        <w:rPr>
+          <w:rFonts w:ascii="Arial" w:cs="Arial" w:eastAsia="Arial" w:hAnsi="Arial"/>
+          <w:b/>
+          <w:bCs/>
+          <w:sz w:val="17"/>
+          <w:szCs w:val="17"/>
+        </w:rPr>
+        <w:t xml:space="preserve">Production &amp; Layout: </w:t>
+      </w:r>
+      <w:r>
+        <w:rPr>
+          <w:rFonts w:ascii="Arial" w:cs="Arial" w:eastAsia="Arial" w:hAnsi="Arial"/>
+          <w:sz w:val="17"/>
+          <w:szCs w:val="17"/>
+        </w:rPr>
+        <w:t xml:space="preserve">Educational design and curriculum sequencing by SeaVuria. Technical layout, structural formatting, and digital optimization/implementation executed in partnership with ARES Education (registered 501(c)(3) in the United States and Canada (as Afretech Aid) and registered NGO in Kenya), with lesson drafting and compilation assisted by AI (Claude, Anthropic).</w:t>
+      </w:r>
+    </w:p>
+    <w:p>
+      <w:pPr>
+        <w:pBdr>
+          <w:bottom w:val="single" w:color="1F3864" w:sz="6" w:space="6"/>
+        </w:pBdr>
+        <w:spacing w:after="60" w:before="0"/>
+      </w:pPr>
+      <w:r>
+        <w:rPr>
+          <w:rFonts w:ascii="Arial" w:cs="Arial" w:eastAsia="Arial" w:hAnsi="Arial"/>
+          <w:b/>
+          <w:bCs/>
+          <w:sz w:val="17"/>
+          <w:szCs w:val="17"/>
+        </w:rPr>
+        <w:t xml:space="preserve">Licensing &amp; Copyright: </w:t>
+      </w:r>
+      <w:r>
+        <w:rPr>
+          <w:rFonts w:ascii="Arial" w:cs="Arial" w:eastAsia="Arial" w:hAnsi="Arial"/>
+          <w:sz w:val="17"/>
+          <w:szCs w:val="17"/>
+        </w:rPr>
+        <w:t xml:space="preserve">© 2026 SeaVuria and ARES. This work is licensed under a </w:t>
+      </w:r>
+      <w:hyperlink w:history="1" r:id="rIdvh3wrizqn4oea1tzq3xev">
+        <w:r>
+          <w:rPr>
+            <w:rFonts w:ascii="Arial" w:cs="Arial" w:eastAsia="Arial" w:hAnsi="Arial"/>
+            <w:color w:val="1F6B75"/>
+            <w:sz w:val="17"/>
+            <w:szCs w:val="17"/>
+            <w:u w:val="single" w:color="1F6B75"/>
+          </w:rPr>
+          <w:t xml:space="preserve">Creative Commons Attribution-NonCommercial 4.0 International License</w:t>
+        </w:r>
+      </w:hyperlink>
+      <w:r>
+        <w:rPr>
+          <w:rFonts w:ascii="Arial" w:cs="Arial" w:eastAsia="Arial" w:hAnsi="Arial"/>
+          <w:sz w:val="17"/>
+          <w:szCs w:val="17"/>
+        </w:rPr>
+        <w:t xml:space="preserve"> (</w:t>
+      </w:r>
+      <w:hyperlink w:history="1" r:id="rIdw0uipkhm9n8epekscnito">
+        <w:r>
+          <w:rPr>
+            <w:rFonts w:ascii="Arial" w:cs="Arial" w:eastAsia="Arial" w:hAnsi="Arial"/>
+            <w:color w:val="1F6B75"/>
+            <w:sz w:val="17"/>
+            <w:szCs w:val="17"/>
+            <w:u w:val="single" w:color="1F6B75"/>
+          </w:rPr>
+          <w:t xml:space="preserve">CC BY-NC 4.0</w:t>
+        </w:r>
+      </w:hyperlink>
+      <w:r>
+        <w:rPr>
+          <w:rFonts w:ascii="Arial" w:cs="Arial" w:eastAsia="Arial" w:hAnsi="Arial"/>
+          <w:sz w:val="17"/>
+          <w:szCs w:val="17"/>
+        </w:rPr>
+        <w:t xml:space="preserve">). To view a copy of this license, visit </w:t>
+      </w:r>
+      <w:hyperlink w:history="1" r:id="rIdlwbrbvwfk_orqqedxh_hz">
+        <w:r>
+          <w:rPr>
+            <w:rFonts w:ascii="Arial" w:cs="Arial" w:eastAsia="Arial" w:hAnsi="Arial"/>
+            <w:color w:val="1F6B75"/>
+            <w:sz w:val="17"/>
+            <w:szCs w:val="17"/>
+            <w:u w:val="single" w:color="1F6B75"/>
+          </w:rPr>
+          <w:t xml:space="preserve">https://creativecommons.org/licenses/by-nc/4.0/</w:t>
+        </w:r>
+      </w:hyperlink>
+      <w:r>
+        <w:rPr>
+          <w:rFonts w:ascii="Arial" w:cs="Arial" w:eastAsia="Arial" w:hAnsi="Arial"/>
+          <w:sz w:val="17"/>
+          <w:szCs w:val="17"/>
+        </w:rPr>
+        <w:t xml:space="preserve">. You are free to copy, redistribute, and adapt this material in any medium or format, provided appropriate credit is given and the material is not used for commercial purposes. KICD learning outcomes and curriculum designations reproduced here for alignment purposes remain the property of KICD and are not covered by this license. Linked external resources (e.g. CK-12, Khan Academy, PhET) are subject to their own licenses.</w:t>
       </w:r>
     </w:p>
     <w:p>

--- a/data/outputs/v2/Physics/SS1.5_Moments_of_Equilibrium/Physics_Moments_of_Equilibrium_SummaryTable.docx
+++ b/data/outputs/v2/Physics/SS1.5_Moments_of_Equilibrium/Physics_Moments_of_Equilibrium_SummaryTable.docx
@@ -38,177 +38,6 @@
           <w:szCs w:val="22"/>
         </w:rPr>
         <w:t xml:space="preserve">Sub-Strand 1.5: Moments of Equilibrium — Teacher Reference (Pre-filled)</w:t>
-      </w:r>
-    </w:p>
-    <w:p>
-      <w:pPr>
-        <w:spacing w:after="80" w:before="120"/>
-      </w:pPr>
-      <w:r>
-        <w:rPr>
-          <w:rFonts w:ascii="Arial" w:cs="Arial" w:eastAsia="Arial" w:hAnsi="Arial"/>
-          <w:b/>
-          <w:bCs/>
-          <w:color w:val="1F3864"/>
-          <w:sz w:val="20"/>
-          <w:szCs w:val="20"/>
-        </w:rPr>
-        <w:t xml:space="preserve">ATTRIBUTION AND LICENSING</w:t>
-      </w:r>
-    </w:p>
-    <w:p>
-      <w:pPr>
-        <w:spacing w:after="60" w:before="0"/>
-      </w:pPr>
-      <w:r>
-        <w:rPr>
-          <w:rFonts w:ascii="Arial" w:cs="Arial" w:eastAsia="Arial" w:hAnsi="Arial"/>
-          <w:b/>
-          <w:bCs/>
-          <w:sz w:val="17"/>
-          <w:szCs w:val="17"/>
-        </w:rPr>
-        <w:t xml:space="preserve">Curriculum Alignment: </w:t>
-      </w:r>
-      <w:r>
-        <w:rPr>
-          <w:rFonts w:ascii="Arial" w:cs="Arial" w:eastAsia="Arial" w:hAnsi="Arial"/>
-          <w:sz w:val="17"/>
-          <w:szCs w:val="17"/>
-        </w:rPr>
-        <w:t xml:space="preserve">Structured in pedagogical alignment with the competence-based curriculum format and learning outcomes established by the Kenya Institute of Curriculum Development (KICD). This material is independently developed and is not officially endorsed or published by KICD.</w:t>
-      </w:r>
-    </w:p>
-    <w:p>
-      <w:pPr>
-        <w:spacing w:after="60" w:before="0"/>
-      </w:pPr>
-      <w:r>
-        <w:rPr>
-          <w:rFonts w:ascii="Arial" w:cs="Arial" w:eastAsia="Arial" w:hAnsi="Arial"/>
-          <w:b/>
-          <w:bCs/>
-          <w:sz w:val="17"/>
-          <w:szCs w:val="17"/>
-        </w:rPr>
-        <w:t xml:space="preserve">Content &amp; Pedagogy: </w:t>
-      </w:r>
-      <w:r>
-        <w:rPr>
-          <w:rFonts w:ascii="Arial" w:cs="Arial" w:eastAsia="Arial" w:hAnsi="Arial"/>
-          <w:sz w:val="17"/>
-          <w:szCs w:val="17"/>
-        </w:rPr>
-        <w:t xml:space="preserve">Developed and adapted by the educator team at SeaVuria (registered 501(c)(3) in the United States and registered NGO in Kenya, No. 872-850A-BF11), who designed the pedagogical framework, lesson templates and exemplar lessons on which this material is based.</w:t>
-      </w:r>
-    </w:p>
-    <w:p>
-      <w:pPr>
-        <w:spacing w:after="60" w:before="0"/>
-      </w:pPr>
-      <w:r>
-        <w:rPr>
-          <w:rFonts w:ascii="Arial" w:cs="Arial" w:eastAsia="Arial" w:hAnsi="Arial"/>
-          <w:b/>
-          <w:bCs/>
-          <w:sz w:val="17"/>
-          <w:szCs w:val="17"/>
-        </w:rPr>
-        <w:t xml:space="preserve">Production &amp; Layout: </w:t>
-      </w:r>
-      <w:r>
-        <w:rPr>
-          <w:rFonts w:ascii="Arial" w:cs="Arial" w:eastAsia="Arial" w:hAnsi="Arial"/>
-          <w:sz w:val="17"/>
-          <w:szCs w:val="17"/>
-        </w:rPr>
-        <w:t xml:space="preserve">Educational design and curriculum sequencing by SeaVuria. Technical layout, structural formatting, and digital optimization/implementation executed in partnership with ARES Education (registered 501(c)(3) in the United States and Canada (as Afretech Aid) and registered NGO in Kenya), with lesson drafting and compilation assisted by AI (Claude, Anthropic).</w:t>
-      </w:r>
-    </w:p>
-    <w:p>
-      <w:pPr>
-        <w:pBdr>
-          <w:bottom w:val="single" w:color="1F3864" w:sz="6" w:space="6"/>
-        </w:pBdr>
-        <w:spacing w:after="60" w:before="0"/>
-      </w:pPr>
-      <w:r>
-        <w:rPr>
-          <w:rFonts w:ascii="Arial" w:cs="Arial" w:eastAsia="Arial" w:hAnsi="Arial"/>
-          <w:b/>
-          <w:bCs/>
-          <w:sz w:val="17"/>
-          <w:szCs w:val="17"/>
-        </w:rPr>
-        <w:t xml:space="preserve">Licensing &amp; Copyright: </w:t>
-      </w:r>
-      <w:r>
-        <w:rPr>
-          <w:rFonts w:ascii="Arial" w:cs="Arial" w:eastAsia="Arial" w:hAnsi="Arial"/>
-          <w:sz w:val="17"/>
-          <w:szCs w:val="17"/>
-        </w:rPr>
-        <w:t xml:space="preserve">© 2026 SeaVuria and ARES. This work is licensed under a </w:t>
-      </w:r>
-      <w:hyperlink w:history="1" r:id="rIdvh3wrizqn4oea1tzq3xev">
-        <w:r>
-          <w:rPr>
-            <w:rFonts w:ascii="Arial" w:cs="Arial" w:eastAsia="Arial" w:hAnsi="Arial"/>
-            <w:color w:val="1F6B75"/>
-            <w:sz w:val="17"/>
-            <w:szCs w:val="17"/>
-            <w:u w:val="single" w:color="1F6B75"/>
-          </w:rPr>
-          <w:t xml:space="preserve">Creative Commons Attribution-NonCommercial 4.0 International License</w:t>
-        </w:r>
-      </w:hyperlink>
-      <w:r>
-        <w:rPr>
-          <w:rFonts w:ascii="Arial" w:cs="Arial" w:eastAsia="Arial" w:hAnsi="Arial"/>
-          <w:sz w:val="17"/>
-          <w:szCs w:val="17"/>
-        </w:rPr>
-        <w:t xml:space="preserve"> (</w:t>
-      </w:r>
-      <w:hyperlink w:history="1" r:id="rIdw0uipkhm9n8epekscnito">
-        <w:r>
-          <w:rPr>
-            <w:rFonts w:ascii="Arial" w:cs="Arial" w:eastAsia="Arial" w:hAnsi="Arial"/>
-            <w:color w:val="1F6B75"/>
-            <w:sz w:val="17"/>
-            <w:szCs w:val="17"/>
-            <w:u w:val="single" w:color="1F6B75"/>
-          </w:rPr>
-          <w:t xml:space="preserve">CC BY-NC 4.0</w:t>
-        </w:r>
-      </w:hyperlink>
-      <w:r>
-        <w:rPr>
-          <w:rFonts w:ascii="Arial" w:cs="Arial" w:eastAsia="Arial" w:hAnsi="Arial"/>
-          <w:sz w:val="17"/>
-          <w:szCs w:val="17"/>
-        </w:rPr>
-        <w:t xml:space="preserve">). To view a copy of this license, visit </w:t>
-      </w:r>
-      <w:hyperlink w:history="1" r:id="rIdlwbrbvwfk_orqqedxh_hz">
-        <w:r>
-          <w:rPr>
-            <w:rFonts w:ascii="Arial" w:cs="Arial" w:eastAsia="Arial" w:hAnsi="Arial"/>
-            <w:color w:val="1F6B75"/>
-            <w:sz w:val="17"/>
-            <w:szCs w:val="17"/>
-            <w:u w:val="single" w:color="1F6B75"/>
-          </w:rPr>
-          <w:t xml:space="preserve">https://creativecommons.org/licenses/by-nc/4.0/</w:t>
-        </w:r>
-      </w:hyperlink>
-      <w:r>
-        <w:rPr>
-          <w:rFonts w:ascii="Arial" w:cs="Arial" w:eastAsia="Arial" w:hAnsi="Arial"/>
-          <w:sz w:val="17"/>
-          <w:szCs w:val="17"/>
-        </w:rPr>
-        <w:t xml:space="preserve">. You are free to copy, redistribute, and adapt this material in any medium or format, provided appropriate credit is given and the material is not used for commercial purposes. KICD learning outcomes and curriculum designations reproduced here for alignment purposes remain the property of KICD and are not covered by this license. Linked external resources (e.g. CK-12, Khan Academy, PhET) are subject to their own licenses.</w:t>
       </w:r>
     </w:p>
     <w:p>
@@ -1550,6 +1379,185 @@
         </w:tc>
       </w:tr>
     </w:tbl>
+    <w:p>
+      <w:pPr>
+        <w:spacing w:after="120"/>
+      </w:pPr>
+      <w:r>
+        <w:t xml:space="preserve"/>
+      </w:r>
+    </w:p>
+    <w:p>
+      <w:pPr>
+        <w:spacing w:after="80" w:before="120"/>
+      </w:pPr>
+      <w:r>
+        <w:rPr>
+          <w:rFonts w:ascii="Arial" w:cs="Arial" w:eastAsia="Arial" w:hAnsi="Arial"/>
+          <w:b/>
+          <w:bCs/>
+          <w:color w:val="1F3864"/>
+          <w:sz w:val="20"/>
+          <w:szCs w:val="20"/>
+        </w:rPr>
+        <w:t xml:space="preserve">ATTRIBUTION AND LICENSING</w:t>
+      </w:r>
+    </w:p>
+    <w:p>
+      <w:pPr>
+        <w:spacing w:after="60" w:before="0"/>
+      </w:pPr>
+      <w:r>
+        <w:rPr>
+          <w:rFonts w:ascii="Arial" w:cs="Arial" w:eastAsia="Arial" w:hAnsi="Arial"/>
+          <w:b/>
+          <w:bCs/>
+          <w:sz w:val="17"/>
+          <w:szCs w:val="17"/>
+        </w:rPr>
+        <w:t xml:space="preserve">Curriculum Alignment: </w:t>
+      </w:r>
+      <w:r>
+        <w:rPr>
+          <w:rFonts w:ascii="Arial" w:cs="Arial" w:eastAsia="Arial" w:hAnsi="Arial"/>
+          <w:sz w:val="17"/>
+          <w:szCs w:val="17"/>
+        </w:rPr>
+        <w:t xml:space="preserve">Structured in pedagogical alignment with the competence-based curriculum format and learning outcomes established by the Kenya Institute of Curriculum Development (KICD). This material is independently developed and is not officially endorsed or published by KICD.</w:t>
+      </w:r>
+    </w:p>
+    <w:p>
+      <w:pPr>
+        <w:spacing w:after="60" w:before="0"/>
+      </w:pPr>
+      <w:r>
+        <w:rPr>
+          <w:rFonts w:ascii="Arial" w:cs="Arial" w:eastAsia="Arial" w:hAnsi="Arial"/>
+          <w:b/>
+          <w:bCs/>
+          <w:sz w:val="17"/>
+          <w:szCs w:val="17"/>
+        </w:rPr>
+        <w:t xml:space="preserve">Content &amp; Pedagogy: </w:t>
+      </w:r>
+      <w:r>
+        <w:rPr>
+          <w:rFonts w:ascii="Arial" w:cs="Arial" w:eastAsia="Arial" w:hAnsi="Arial"/>
+          <w:sz w:val="17"/>
+          <w:szCs w:val="17"/>
+        </w:rPr>
+        <w:t xml:space="preserve">Developed and adapted by the educator team at SeaVuria (registered 501(c)(3) in the United States and registered NGO in Kenya, No. 872-850A-BF11), who designed the pedagogical framework, lesson templates and exemplar lessons on which this material is based.</w:t>
+      </w:r>
+    </w:p>
+    <w:p>
+      <w:pPr>
+        <w:spacing w:after="60" w:before="0"/>
+      </w:pPr>
+      <w:r>
+        <w:rPr>
+          <w:rFonts w:ascii="Arial" w:cs="Arial" w:eastAsia="Arial" w:hAnsi="Arial"/>
+          <w:b/>
+          <w:bCs/>
+          <w:sz w:val="17"/>
+          <w:szCs w:val="17"/>
+        </w:rPr>
+        <w:t xml:space="preserve">Production &amp; Layout: </w:t>
+      </w:r>
+      <w:r>
+        <w:rPr>
+          <w:rFonts w:ascii="Arial" w:cs="Arial" w:eastAsia="Arial" w:hAnsi="Arial"/>
+          <w:sz w:val="17"/>
+          <w:szCs w:val="17"/>
+        </w:rPr>
+        <w:t xml:space="preserve">Educational design and curriculum sequencing by SeaVuria. Technical layout, structural formatting, and digital optimization/implementation executed in partnership with ARES Education (registered 501(c)(3) in the United States and Canada (as Afretech Aid) and registered NGO in Kenya), with lesson drafting and compilation assisted by AI (Claude, Anthropic).</w:t>
+      </w:r>
+    </w:p>
+    <w:p>
+      <w:pPr>
+        <w:pBdr>
+          <w:bottom w:val="single" w:color="1F3864" w:sz="6" w:space="6"/>
+        </w:pBdr>
+        <w:spacing w:after="60" w:before="0"/>
+      </w:pPr>
+      <w:r>
+        <w:rPr>
+          <w:rFonts w:ascii="Arial" w:cs="Arial" w:eastAsia="Arial" w:hAnsi="Arial"/>
+          <w:b/>
+          <w:bCs/>
+          <w:sz w:val="17"/>
+          <w:szCs w:val="17"/>
+        </w:rPr>
+        <w:t xml:space="preserve">Licensing &amp; Copyright: </w:t>
+      </w:r>
+      <w:r>
+        <w:rPr>
+          <w:rFonts w:ascii="Arial" w:cs="Arial" w:eastAsia="Arial" w:hAnsi="Arial"/>
+          <w:sz w:val="17"/>
+          <w:szCs w:val="17"/>
+        </w:rPr>
+        <w:t xml:space="preserve">© 2026 SeaVuria and ARES. This work is licensed under a </w:t>
+      </w:r>
+      <w:hyperlink w:history="1" r:id="rId0qicm1egdhbjxz7zhb_k6">
+        <w:r>
+          <w:rPr>
+            <w:rFonts w:ascii="Arial" w:cs="Arial" w:eastAsia="Arial" w:hAnsi="Arial"/>
+            <w:color w:val="1F6B75"/>
+            <w:sz w:val="17"/>
+            <w:szCs w:val="17"/>
+            <w:u w:val="single" w:color="1F6B75"/>
+          </w:rPr>
+          <w:t xml:space="preserve">Creative Commons Attribution-NonCommercial 4.0 International License</w:t>
+        </w:r>
+      </w:hyperlink>
+      <w:r>
+        <w:rPr>
+          <w:rFonts w:ascii="Arial" w:cs="Arial" w:eastAsia="Arial" w:hAnsi="Arial"/>
+          <w:sz w:val="17"/>
+          <w:szCs w:val="17"/>
+        </w:rPr>
+        <w:t xml:space="preserve"> (</w:t>
+      </w:r>
+      <w:hyperlink w:history="1" r:id="rIdrm1nbhgwj1b1ytr6nodba">
+        <w:r>
+          <w:rPr>
+            <w:rFonts w:ascii="Arial" w:cs="Arial" w:eastAsia="Arial" w:hAnsi="Arial"/>
+            <w:color w:val="1F6B75"/>
+            <w:sz w:val="17"/>
+            <w:szCs w:val="17"/>
+            <w:u w:val="single" w:color="1F6B75"/>
+          </w:rPr>
+          <w:t xml:space="preserve">CC BY-NC 4.0</w:t>
+        </w:r>
+      </w:hyperlink>
+      <w:r>
+        <w:rPr>
+          <w:rFonts w:ascii="Arial" w:cs="Arial" w:eastAsia="Arial" w:hAnsi="Arial"/>
+          <w:sz w:val="17"/>
+          <w:szCs w:val="17"/>
+        </w:rPr>
+        <w:t xml:space="preserve">). To view a copy of this license, visit </w:t>
+      </w:r>
+      <w:hyperlink w:history="1" r:id="rId1i_86dz7gohblvfhbh4nx">
+        <w:r>
+          <w:rPr>
+            <w:rFonts w:ascii="Arial" w:cs="Arial" w:eastAsia="Arial" w:hAnsi="Arial"/>
+            <w:color w:val="1F6B75"/>
+            <w:sz w:val="17"/>
+            <w:szCs w:val="17"/>
+            <w:u w:val="single" w:color="1F6B75"/>
+          </w:rPr>
+          <w:t xml:space="preserve">https://creativecommons.org/licenses/by-nc/4.0/</w:t>
+        </w:r>
+      </w:hyperlink>
+      <w:r>
+        <w:rPr>
+          <w:rFonts w:ascii="Arial" w:cs="Arial" w:eastAsia="Arial" w:hAnsi="Arial"/>
+          <w:sz w:val="17"/>
+          <w:szCs w:val="17"/>
+        </w:rPr>
+        <w:t xml:space="preserve">. You are free to copy, redistribute, and adapt this material in any medium or format, provided appropriate credit is given and the material is not used for commercial purposes. KICD learning outcomes and curriculum designations reproduced here for alignment purposes remain the property of KICD and are not covered by this license. Linked external resources (e.g. CK-12, Khan Academy, PhET) are subject to their own licenses.</w:t>
+      </w:r>
+    </w:p>
     <w:sectPr>
       <w:pgSz w:w="15840" w:h="12240" w:orient="landscape"/>
       <w:pgMar w:top="1080" w:right="1080" w:bottom="1080" w:left="1080" w:header="708" w:footer="708" w:gutter="0"/>

--- a/data/outputs/v2/Physics/SS1.5_Moments_of_Equilibrium/Physics_Moments_of_Equilibrium_SummaryTable.docx
+++ b/data/outputs/v2/Physics/SS1.5_Moments_of_Equilibrium/Physics_Moments_of_Equilibrium_SummaryTable.docx
@@ -564,7 +564,7 @@
                 <w:sz w:val="18"/>
                 <w:szCs w:val="18"/>
               </w:rPr>
-              <w:t xml:space="preserve">Students observe a three-legged jiko stool being nudged off-centre and toppling, then compare it with a wide-based mkebe (tin) that remains upright under the same nudge. Teacher should allow 30 seconds of silent observation before cold-calling 3 students: 'What was different about the two objects just before one fell?' Record all student predictions on the Driving Question Board (DQB) without correcting them at this stage.</w:t>
+              <w:t xml:space="preserve">A three-legged Jiko stool with a sufuria of ugali at its centre remained stable, but toppled when a full 20-litre jerrycan was placed at one corner and nudged. A wider, lower four-legged stool with the same jerrycan simply rocked and self-righted. In the beam-balance activity, moving a mass further from the pivot caused greater turning, and two different masses could balance when placed at specific distances on opposite sides.</w:t>
             </w:r>
           </w:p>
         </w:tc>
@@ -596,7 +596,7 @@
                 <w:sz w:val="18"/>
                 <w:szCs w:val="18"/>
               </w:rPr>
-              <w:t xml:space="preserve">A force acting at a distance from a fixed point (pivot) produces a MOMENT — a turning effect. The moment of a force is calculated using the formula M = F × d, where F is the applied force in Newtons (N) and d is the perpendicular distance from the pivot to the line of action of the force, measured in metres (m). The SI unit of moment is the Newton-metre (N·m). A larger force or a greater distance from the pivot produces a larger turning effect. Pedagogical note: Stress 'perpendicular distance' carefully — students frequently measure along the object rather than perpendicularly to the force's line of action.</w:t>
+              <w:t xml:space="preserve">A force acting at a distance from a pivot creates a MOMENT (turning effect). The moment of a force is calculated as M = F × d (force multiplied by perpendicular distance from the pivot) and is measured in Newton-metres (N·m). The jerrycan created a large moment about the stool's pivot leg because of its large weight AND its distance from that leg — not weight alone.</w:t>
             </w:r>
           </w:p>
         </w:tc>
@@ -628,7 +628,7 @@
                 <w:sz w:val="18"/>
                 <w:szCs w:val="18"/>
               </w:rPr>
-              <w:t xml:space="preserve">The stool toppled because the turning effect (moment) created by its displaced weight about the base edge exceeded the restoring moment. Using M = F × d: if a 5 N sideways push is applied 0.4 m from the pivot edge, the moment = 5 × 0.4 = 2.0 N·m. Teacher should work through two Kenyan-context numerical examples: (1) a Kericho tea-picker's basket hung 0.3 m from a shoulder pivot under 12 N load; (2) a Nairobi matatu door handle pushed with 8 N at 0.25 m from the hinge. Cold-call 2 students to substitute values and state units. Connect back to DQB: 'Does this help us begin to explain why the stool fell?'</w:t>
+              <w:t xml:space="preserve">The stool toppled because the jerrycan's weight (200 N) acting at a large perpendicular distance from the pivot leg created a large clockwise moment (M = F × d) that was not balanced by any opposing moment. The four-legged stool did not topple under the same conditions — suggesting that something about the geometry (width of base, position of pivot legs) affects whether the turning effect causes permanent toppling or is resisted. This 'something' — involving centre of gravity and conditions for equilibrium — remains to be explained in Lessons 2 and 3.</w:t>
             </w:r>
           </w:p>
         </w:tc>
@@ -681,7 +681,7 @@
                 <w:sz w:val="18"/>
                 <w:szCs w:val="18"/>
               </w:rPr>
-              <w:t xml:space="preserve">Turning Forces in Action — Calculating and Comparing Moments</w:t>
+              <w:t xml:space="preserve">Turning Forces: Introducing the Moment of a Force</w:t>
             </w:r>
           </w:p>
         </w:tc>
@@ -713,7 +713,7 @@
                 <w:sz w:val="18"/>
                 <w:szCs w:val="18"/>
               </w:rPr>
-              <w:t xml:space="preserve">Students use a 30 cm ruler balanced on a pencil pivot, hanging different numbers of identical 10 g masses (or washers) at measured distances from the pivot. They record which side tips and by how much. Teacher circulates and prompts: 'What two things are you changing that affect the tipping?' Allow pairs 2 minutes of unguided exploration before directing structured data collection. Pedagogical note: Insist students measure d from the pivot to the point of suspension, not to the end of the ruler.</w:t>
+              <w:t xml:space="preserve">Students observed that moving a 500 g mass further from the pencil-pivot on a metre rule increased the tipping effect, even though the mass (and therefore the force) did not change. They also observed, in a teacher demonstration, that pushing a door near the hinge requires far more effort than pushing near the outer edge. In the anchoring phenomenon, they re-observed that placing the jerrycan at the corner of the Jiko stool (far from the supporting legs) produced a dramatic toppling effect that placing it near the centre did not.</w:t>
             </w:r>
           </w:p>
         </w:tc>
@@ -745,7 +745,7 @@
                 <w:sz w:val="18"/>
                 <w:szCs w:val="18"/>
               </w:rPr>
-              <w:t xml:space="preserve">The turning effect of a force is called its MOMENT and is calculated as M = F × d. A heavier load (greater F) or a load placed farther from the pivot (greater d) produces a larger moment and a stronger tendency to rotate. Students should be able to rank a set of force-distance combinations by their moments without a calculator, e.g., 2 N at 0.5 m (1.0 N·m) vs. 3 N at 0.3 m (0.9 N·m). Pedagogical note: Emphasise that moment is a product — doubling d has the same effect as doubling F. This lays the foundation for the Principle of Moments in Lesson 4.</w:t>
+              <w:t xml:space="preserve">Students learned that the turning effect of a force is called its MOMENT, and it is calculated using the formula M = F × d, where F is the applied force in Newtons and d is the perpendicular distance from the force's line of action to the pivot, in metres. The SI unit of moment is the Newton-metre (N·m). A larger force OR a larger perpendicular distance produces a larger moment. This explains why the jerrycan at the corner of the Jiko stool produces a larger toppling moment than the same jerrycan placed at the centre.</w:t>
             </w:r>
           </w:p>
         </w:tc>
@@ -777,7 +777,7 @@
                 <w:sz w:val="18"/>
                 <w:szCs w:val="18"/>
               </w:rPr>
-              <w:t xml:space="preserve">Students calculate moments for each mass-distance combination recorded in the observation phase and identify which arrangement produced the greatest turning effect. Teacher models the worked solution on the board, annotating each variable. Connect to the Rift Valley context: a farmer using a long-handled jembe (hoe) exerts a smaller force but achieves the same turning moment as a short-handled tool requiring a larger force. Cold-call 3 students to explain in their own words why a longer handle makes digging easier, using the word 'moment'. Update the DQB: 'We can now calculate turning effects — what else do we need to explain balance?'</w:t>
+              <w:t xml:space="preserve">Students can now partially explain the anchoring phenomenon: the Jiko stool topples when the jerrycan is at the corner because the perpendicular distance from the jerrycan's weight (force) to the nearest supporting leg (pivot) is large, producing a large moment (turning effect). When the jerrycan is near the centre, the distance d is small, so the moment is small and the stool remains upright. What students cannot yet explain: what happens when there are turning forces acting in OPPOSITE directions (clockwise and anticlockwise) — this is the Principle of Moments, which is the focus of Lesson 3.</w:t>
             </w:r>
           </w:p>
         </w:tc>
@@ -830,7 +830,7 @@
                 <w:sz w:val="18"/>
                 <w:szCs w:val="18"/>
               </w:rPr>
-              <w:t xml:space="preserve">Centre of Gravity and the Tipping Point — Why Does the Jiko Stool Fall?</w:t>
+              <w:t xml:space="preserve">Lesson 3: Centre of Gravity and the Tipping Point — Why Does the Jiko Stool Fall?</w:t>
             </w:r>
           </w:p>
         </w:tc>
@@ -862,7 +862,7 @@
                 <w:sz w:val="18"/>
                 <w:szCs w:val="18"/>
               </w:rPr>
-              <w:t xml:space="preserve">Students suspend an irregular cardboard shape (cut to resemble the outline of Kenya) from three different points, drawing the plumb-bob vertical each time. They also push a tall, narrow plastic bottle (half-filled with water) and a short, wide mkebe to observe which tips more easily. Teacher asks: 'Where do you think the weight of the whole shape is concentrated?' Allow 1 minute think time, then cold-call 4 students before revealing the centre-of-gravity intersection point.</w:t>
+              <w:t xml:space="preserve">Students observed that a plumb-line hanging from different points on an irregular cardboard shape always intersects at the same point (the centre of gravity), and that a tall narrow block tipped when a mass was moved to its edge while a wide low block did not — directly mirroring the jerrycan-on-stool behaviour from the anchoring phenomenon.</w:t>
             </w:r>
           </w:p>
         </w:tc>
@@ -894,7 +894,7 @@
                 <w:sz w:val="18"/>
                 <w:szCs w:val="18"/>
               </w:rPr>
-              <w:t xml:space="preserve">Every object has a CENTRE OF GRAVITY (CoG) — the single point through which the entire weight of the object appears to act. For a uniform object, the CoG is at the geometric centre; for irregular objects it must be found experimentally (plumb-bob method). A body TOPPLES when a vertical line drawn downward through its CoG falls outside its base of support. Stability increases when the CoG is LOW and the BASE OF SUPPORT is WIDE. Pedagogical note: Students often confuse centre of gravity with centre of mass — clarify that on or near Earth's surface these are effectively the same point.</w:t>
+              <w:t xml:space="preserve">Students learned that every object has a centre of gravity — the single point through which its total weight appears to act — and that a body topples when the vertical line through its centre of gravity passes outside its base of support; they also distinguished between stable, unstable, and neutral equilibrium using this principle.</w:t>
             </w:r>
           </w:p>
         </w:tc>
@@ -926,7 +926,7 @@
                 <w:sz w:val="18"/>
                 <w:szCs w:val="18"/>
               </w:rPr>
-              <w:t xml:space="preserve">The jiko stool from Lesson 1 toppled because its narrow three-point base meant that even a small tilt moved the vertical line through its CoG outside the base triangle. Teacher draws a diagram showing the base of support polygon, the CoG position before and after tilting, and the tipping-point condition. Kenyan context examples: a heavily loaded mkokoteni (handcart) with goods stacked high vs. low; a Maasai moran's tall staff balanced upright. Students solve: 'A crate of maize flour 1.2 m tall has its CoG at 0.6 m height and a base width of 0.4 m — at what tilt angle does it topple?' (Answer: arctan(0.2/0.6) ≈ 18°.) Connect to DQB: 'We can now predict when an object will topple — how do we calculate exact balance?'</w:t>
+              <w:t xml:space="preserve">Students explained why the Jiko stool topples when the jerrycan is placed at the corner: the jerrycan raises and shifts the combined centre of gravity of the stool-plus-load system until the vertical line through the CG falls outside the triangular base of support formed by the three legs, generating an unbalanced toppling moment with no restoring moment to counteract it.</w:t>
             </w:r>
           </w:p>
         </w:tc>
@@ -979,7 +979,7 @@
                 <w:sz w:val="18"/>
                 <w:szCs w:val="18"/>
               </w:rPr>
-              <w:t xml:space="preserve">The Principle of Moments — Balancing Forces on a Bao Plank</w:t>
+              <w:t xml:space="preserve">The Principle of Moments: Balancing Forces on a Bao Plank</w:t>
             </w:r>
           </w:p>
         </w:tc>
@@ -1011,7 +1011,7 @@
                 <w:sz w:val="18"/>
                 <w:szCs w:val="18"/>
               </w:rPr>
-              <w:t xml:space="preserve">Students balance a metre ruler (representing a bao game plank) on a central pivot using hanging masses at various positions. They record the load (F), distance from pivot (d), and whether the ruler is balanced. Teacher instructs: 'Record at least five balanced arrangements and five unbalanced ones.' After 10 minutes, pose: 'What mathematical relationship do you notice in your balanced arrangements?' Allow 2 minutes silent analysis before group discussion.</w:t>
+              <w:t xml:space="preserve">Learners balanced a metre-rule on a pencil pivot using bags of beans and coins, recording mass and distance data across 6+ trials and noting whether the rule was balanced or tipping.</w:t>
             </w:r>
           </w:p>
         </w:tc>
@@ -1043,7 +1043,7 @@
                 <w:sz w:val="18"/>
                 <w:szCs w:val="18"/>
               </w:rPr>
-              <w:t xml:space="preserve">THE PRINCIPLE OF MOMENTS states: for a body in rotational equilibrium, the sum of all CLOCKWISE MOMENTS about any pivot equals the sum of all ANTI-CLOCKWISE MOMENTS about the same pivot. Mathematically: ΣF_CW × d_CW = ΣF_ACW × d_ACW. This principle allows unknown forces or distances to be calculated. Pedagogical note: Emphasise 'about any pivot' — this is a powerful problem-solving tool. Students should practise choosing a convenient pivot to eliminate unknowns.</w:t>
+              <w:t xml:space="preserve">When a ruler (or any beam) is balanced, the clockwise moment (force × distance) always equals the anti-clockwise moment about the pivot — this is the Principle of Moments. The position of a load relative to the pivot determines whether a turning effect causes toppling or stability.</w:t>
             </w:r>
           </w:p>
         </w:tc>
@@ -1075,7 +1075,7 @@
                 <w:sz w:val="18"/>
                 <w:szCs w:val="18"/>
               </w:rPr>
-              <w:t xml:space="preserve">Teacher works through a three-load bao-plank problem on the board: a 4 N weight 0.3 m left of pivot and a 2 N weight 0.5 m left must be balanced by a single weight at 0.4 m right — what is that weight? (Solution: CW moment needed = (4×0.3)+(2×0.5) = 1.2+1.0 = 2.2 N·m; F = 2.2/0.4 = 5.5 N.) Cold-call 2 students to verify by substitution. Students then solve: a Kisumu fish-market weighing beam with a 15 N fish 0.2 m from pivot — where must a 5 N counterweight be placed? (Answer: 0.6 m.) Update DQB: 'We can now balance beams — how does this connect to real structures staying stable?'</w:t>
+              <w:t xml:space="preserve">The Jiko stool topples when the jerrycan is placed far from the centre because its clockwise moment about the tipping edge exceeds the anti-clockwise moment of the stool's own weight acting through the centre of gravity. The wider stool has a larger anti-clockwise stabilising moment, so the same jerrycan load does not cause toppling — the moments remain balanced.</w:t>
             </w:r>
           </w:p>
         </w:tc>
@@ -1128,7 +1128,7 @@
                 <w:sz w:val="18"/>
                 <w:szCs w:val="18"/>
               </w:rPr>
-              <w:t xml:space="preserve">Types of Equilibrium — Stable, Unstable, and Neutral</w:t>
+              <w:t xml:space="preserve">How Do Engineers Keep Things From Falling? — Factors Affecting Stability and Real-Life Applications</w:t>
             </w:r>
           </w:p>
         </w:tc>
@@ -1160,7 +1160,7 @@
                 <w:sz w:val="18"/>
                 <w:szCs w:val="18"/>
               </w:rPr>
-              <w:t xml:space="preserve">Students test three objects: (1) a wide-based clay pot (Kisii soapstone style) tilted slightly and released; (2) a thin marker pen balanced upright on its cap, then nudged; (3) a ball on a flat table, pushed gently. They classify each as returning to original position, toppling further, or moving to a new position. Teacher cold-calls 3 students after 2 minutes: 'Describe exactly what happened and why you think it happened.' Record responses on DQB under the column 'Types of stability'.</w:t>
+              <w:t xml:space="preserve">When clay was added to the TOP of the tall box, the critical tipping angle was small (the box toppled easily). When clay was moved to the BASE, the critical tipping angle was much larger (harder to topple). When cardboard flaps widened the base, the critical tipping angle increased further. In the case study, the crane toppled when its load was swung beyond the rated radius, shifting the effective centre of gravity outside the base.</w:t>
             </w:r>
           </w:p>
         </w:tc>
@@ -1192,7 +1192,7 @@
                 <w:sz w:val="18"/>
                 <w:szCs w:val="18"/>
               </w:rPr>
-              <w:t xml:space="preserve">There are three types of equilibrium: (1) STABLE EQUILIBRIUM — when displaced, the object returns to its original position; its CoG rises upon displacement and the restoring moment acts back. (2) UNSTABLE EQUILIBRIUM — when displaced, the object moves further away from its original position; its CoG falls upon displacement and the overturning moment grows. (3) NEUTRAL EQUILIBRIUM — when displaced, the object rests in its new position; its CoG neither rises nor falls. Pedagogical note: Link CoG movement to each type explicitly — this is the conceptual core students most often miss.</w:t>
+              <w:t xml:space="preserve">Stability increases when the centre of gravity is lowered and when the base of support is widened. An object topples when the vertical line through its centre of gravity falls outside the base of support. Engineers apply both strategies deliberately in crane design, double-decker bus geometry, silo construction, and load distribution.</w:t>
             </w:r>
           </w:p>
         </w:tc>
@@ -1224,7 +1224,7 @@
                 <w:sz w:val="18"/>
                 <w:szCs w:val="18"/>
               </w:rPr>
-              <w:t xml:space="preserve">Teacher draws three energy-landscape diagrams (valley = stable, hill = unstable, flat = neutral) and maps each Kenyan-context object onto them: the clay pot sits in a valley (stable); the upright pen is on a hilltop (unstable); the ball on a flat table is on a flat plain (neutral). Real-world engineering context: Kenyan SGR train carriages are designed with low CoG and wide wheelbase for stable equilibrium at speed. Students classify five additional objects (a loaded matatu, a Maasai warrior's rungu club, a Mombasa dhow under sail) and justify each classification using CoG and base-of-support language. Update DQB: 'We can classify stability — how do engineers use this to design safe structures?'</w:t>
+              <w:t xml:space="preserve">In the Jiko stool phenomenon, the narrow three-legged stool toppled when the jerrycan was placed at the corner because the combined centre of gravity of stool-plus-load shifted far to one side, and the tall load kept the centre of gravity high — so only a small nudge moved the vertical line outside the narrow base. The wide four-legged stool survived because its broad base meant the vertical line had to travel much further before exiting the base of support, even with the jerrycan at the corner.</w:t>
             </w:r>
           </w:p>
         </w:tc>
@@ -1277,7 +1277,7 @@
                 <w:sz w:val="18"/>
                 <w:szCs w:val="18"/>
               </w:rPr>
-              <w:t xml:space="preserve">Applying Moments and Equilibrium — Design, Predict, and Evaluate</w:t>
+              <w:t xml:space="preserve">Can We Explain and Predict Toppling? — Consolidation, Model Finalisation, and DQB Review</w:t>
             </w:r>
           </w:p>
         </w:tc>
@@ -1309,7 +1309,7 @@
                 <w:sz w:val="18"/>
                 <w:szCs w:val="18"/>
               </w:rPr>
-              <w:t xml:space="preserve">Students examine images and brief case studies: (1) the Thika Superhighway overpass bridge supports; (2) a traditional Luo fishing boat (gwasi) loaded with nets on one side; (3) a construction crane at a Nairobi building site with a counterweight. For each, they identify the pivot, the clockwise and anti-clockwise forces, and predict whether the structure is in equilibrium. Teacher allows 3 minutes group discussion, then cold-calls one student per case to present findings before class.</w:t>
+              <w:t xml:space="preserve">In the demonstration I observed that the three-legged stool with the jerrycan placed at its far corner toppled when nudged, while the wider four-legged stool with the same load at its corner only rocked and returned to its upright position. I also observed from the animation that the vertical line through the centre of gravity crossed outside the base of support at the exact moment the narrower stool committed to toppling.</w:t>
             </w:r>
           </w:p>
         </w:tc>
@@ -1341,7 +1341,7 @@
                 <w:sz w:val="18"/>
                 <w:szCs w:val="18"/>
               </w:rPr>
-              <w:t xml:space="preserve">The Principle of Moments and the concept of centre of gravity together explain and predict the stability of real engineered and natural structures. Engineers deliberately design low centres of gravity, wide bases of support, and balanced moment distributions to ensure stable equilibrium. Moments can be used to calculate unknown support forces in beams, cranes, and bridges. Pedagogical note: This lesson consolidates all prior lessons — use it explicitly as a synthesis. Students should be able to move fluidly between qualitative (type of equilibrium) and quantitative (Principle of Moments calculation) reasoning.</w:t>
+              <w:t xml:space="preserve">I learned that an object topples when the vertical line through its combined centre of gravity falls outside the base of support, creating an unbalanced moment that rotates the object away from equilibrium. I also learned that stability is increased by lowering the centre of gravity and by widening the base of support, and that engineers deliberately use both strategies in structures such as cranes, double-decker buses, and grain silos. I can now calculate moments and use the Principle of Moments to predict whether a loaded object will topple or remain balanced.</w:t>
             </w:r>
           </w:p>
         </w:tc>
@@ -1373,7 +1373,7 @@
                 <w:sz w:val="18"/>
                 <w:szCs w:val="18"/>
               </w:rPr>
-              <w:t xml:space="preserve">Students apply M = F × d and the Principle of Moments to solve a capstone problem: a Nairobi construction crane has a 2 000 N load at 8 m from the tower pivot; a counterweight is placed 4 m on the other side — what must the counterweight be for equilibrium? (Answer: 4 000 N.) Teacher then facilitates a full DQB review: students revisit every question posted since Lesson 1 and confirm which are now answered. Final cold-call to 4 students: 'Use today's physics to explain in two sentences why the jiko stool from Lesson 1 toppled.' Pedagogical note: This closing loop to the anchoring phenomenon is essential for consolidating the driving question. Assign a reflection task: students sketch and annotate a stable object from their home, labelling CoG, base of support, and the type of equilibrium.</w:t>
+              <w:t xml:space="preserve">The Jiko stool topples because placing the heavy jerrycan at its far corner shifts the combined centre of gravity of the stool-plus-load system outward. When the vertical line through that combined centre of gravity moves beyond the edge of the base of support — the triangle formed by the three legs — the clockwise moment of the load about the nearest leg is greater than the anticlockwise moment of the rest of the stool. This net unbalanced moment rotates the stool until it falls. The wider stool does not topple because its larger base of support keeps the vertical line through the centre of gravity inside the triangle even when the load is near the edge, so the net moment remains balanced or self-correcting. The same physics explains why engineers lower the centre of gravity and widen the base in every structure that must resist toppling forces.</w:t>
             </w:r>
           </w:p>
         </w:tc>
@@ -1497,7 +1497,7 @@
         </w:rPr>
         <w:t xml:space="preserve">© 2026 SeaVuria and ARES. This work is licensed under a </w:t>
       </w:r>
-      <w:hyperlink w:history="1" r:id="rId0qicm1egdhbjxz7zhb_k6">
+      <w:hyperlink w:history="1" r:id="rIdkepwzhchwrt0sybdljlzt">
         <w:r>
           <w:rPr>
             <w:rFonts w:ascii="Arial" w:cs="Arial" w:eastAsia="Arial" w:hAnsi="Arial"/>
@@ -1517,7 +1517,7 @@
         </w:rPr>
         <w:t xml:space="preserve"> (</w:t>
       </w:r>
-      <w:hyperlink w:history="1" r:id="rIdrm1nbhgwj1b1ytr6nodba">
+      <w:hyperlink w:history="1" r:id="rIdqtsbwsf2xcv2dmye-yqu8">
         <w:r>
           <w:rPr>
             <w:rFonts w:ascii="Arial" w:cs="Arial" w:eastAsia="Arial" w:hAnsi="Arial"/>
@@ -1537,7 +1537,7 @@
         </w:rPr>
         <w:t xml:space="preserve">). To view a copy of this license, visit </w:t>
       </w:r>
-      <w:hyperlink w:history="1" r:id="rId1i_86dz7gohblvfhbh4nx">
+      <w:hyperlink w:history="1" r:id="rId3iaqy-ikudjvsmhqiizrn">
         <w:r>
           <w:rPr>
             <w:rFonts w:ascii="Arial" w:cs="Arial" w:eastAsia="Arial" w:hAnsi="Arial"/>

--- a/data/outputs/v2/Physics/SS1.5_Moments_of_Equilibrium/Physics_Moments_of_Equilibrium_SummaryTable.docx
+++ b/data/outputs/v2/Physics/SS1.5_Moments_of_Equilibrium/Physics_Moments_of_Equilibrium_SummaryTable.docx
@@ -1497,7 +1497,7 @@
         </w:rPr>
         <w:t xml:space="preserve">© 2026 SeaVuria and ARES. This work is licensed under a </w:t>
       </w:r>
-      <w:hyperlink w:history="1" r:id="rIdkepwzhchwrt0sybdljlzt">
+      <w:hyperlink w:history="1" r:id="rIdpdd3bom-qt3r1ugdmhnmb">
         <w:r>
           <w:rPr>
             <w:rFonts w:ascii="Arial" w:cs="Arial" w:eastAsia="Arial" w:hAnsi="Arial"/>
@@ -1517,7 +1517,7 @@
         </w:rPr>
         <w:t xml:space="preserve"> (</w:t>
       </w:r>
-      <w:hyperlink w:history="1" r:id="rIdqtsbwsf2xcv2dmye-yqu8">
+      <w:hyperlink w:history="1" r:id="rId-e0opdabfnabsxwg8sp1s">
         <w:r>
           <w:rPr>
             <w:rFonts w:ascii="Arial" w:cs="Arial" w:eastAsia="Arial" w:hAnsi="Arial"/>
@@ -1537,7 +1537,7 @@
         </w:rPr>
         <w:t xml:space="preserve">). To view a copy of this license, visit </w:t>
       </w:r>
-      <w:hyperlink w:history="1" r:id="rId3iaqy-ikudjvsmhqiizrn">
+      <w:hyperlink w:history="1" r:id="rIdz_etsme1-rptaqgxpmc5w">
         <w:r>
           <w:rPr>
             <w:rFonts w:ascii="Arial" w:cs="Arial" w:eastAsia="Arial" w:hAnsi="Arial"/>

--- a/data/outputs/v2/Physics/SS1.5_Moments_of_Equilibrium/Physics_Moments_of_Equilibrium_SummaryTable.docx
+++ b/data/outputs/v2/Physics/SS1.5_Moments_of_Equilibrium/Physics_Moments_of_Equilibrium_SummaryTable.docx
@@ -1497,7 +1497,7 @@
         </w:rPr>
         <w:t xml:space="preserve">© 2026 SeaVuria and ARES. This work is licensed under a </w:t>
       </w:r>
-      <w:hyperlink w:history="1" r:id="rIdpdd3bom-qt3r1ugdmhnmb">
+      <w:hyperlink w:history="1" r:id="rIdfrxzmvd8nyjmq6npyivqk">
         <w:r>
           <w:rPr>
             <w:rFonts w:ascii="Arial" w:cs="Arial" w:eastAsia="Arial" w:hAnsi="Arial"/>
@@ -1517,7 +1517,7 @@
         </w:rPr>
         <w:t xml:space="preserve"> (</w:t>
       </w:r>
-      <w:hyperlink w:history="1" r:id="rId-e0opdabfnabsxwg8sp1s">
+      <w:hyperlink w:history="1" r:id="rIddfyid3shynhsgz0hx_kxy">
         <w:r>
           <w:rPr>
             <w:rFonts w:ascii="Arial" w:cs="Arial" w:eastAsia="Arial" w:hAnsi="Arial"/>
@@ -1537,7 +1537,7 @@
         </w:rPr>
         <w:t xml:space="preserve">). To view a copy of this license, visit </w:t>
       </w:r>
-      <w:hyperlink w:history="1" r:id="rIdz_etsme1-rptaqgxpmc5w">
+      <w:hyperlink w:history="1" r:id="rId_uf5ufav6cc6rjlmc6bee">
         <w:r>
           <w:rPr>
             <w:rFonts w:ascii="Arial" w:cs="Arial" w:eastAsia="Arial" w:hAnsi="Arial"/>

--- a/data/outputs/v2/Physics/SS1.5_Moments_of_Equilibrium/Physics_Moments_of_Equilibrium_SummaryTable.docx
+++ b/data/outputs/v2/Physics/SS1.5_Moments_of_Equilibrium/Physics_Moments_of_Equilibrium_SummaryTable.docx
@@ -628,7 +628,7 @@
                 <w:sz w:val="18"/>
                 <w:szCs w:val="18"/>
               </w:rPr>
-              <w:t xml:space="preserve">The stool toppled because the jerrycan's weight (200 N) acting at a large perpendicular distance from the pivot leg created a large clockwise moment (M = F × d) that was not balanced by any opposing moment. The four-legged stool did not topple under the same conditions — suggesting that something about the geometry (width of base, position of pivot legs) affects whether the turning effect causes permanent toppling or is resisted. This 'something' — involving centre of gravity and conditions for equilibrium — remains to be explained in Lessons 2 and 3.</w:t>
+              <w:t xml:space="preserve">The stool toppled because the jerrycan's weight (200 N) acting at a large perpendicular distance from the pivot leg created a large clockwise moment (M = F × d) that was larger than the opposing (anticlockwise) moment of the stool's own weight acting at its centre of gravity. The four-legged stool did not topple under the same conditions — suggesting that something about the geometry (width of base, position of pivot legs) affects whether the turning effect causes permanent toppling or is resisted. This 'something' — involving centre of gravity and conditions for equilibrium — remains to be explained in Lessons 2 and 3.</w:t>
             </w:r>
           </w:p>
         </w:tc>
@@ -1497,7 +1497,7 @@
         </w:rPr>
         <w:t xml:space="preserve">© 2026 SeaVuria and ARES. This work is licensed under a </w:t>
       </w:r>
-      <w:hyperlink w:history="1" r:id="rIdfrxzmvd8nyjmq6npyivqk">
+      <w:hyperlink w:history="1" r:id="rId2horpyxx8l02_mlf1tqfc">
         <w:r>
           <w:rPr>
             <w:rFonts w:ascii="Arial" w:cs="Arial" w:eastAsia="Arial" w:hAnsi="Arial"/>
@@ -1517,7 +1517,7 @@
         </w:rPr>
         <w:t xml:space="preserve"> (</w:t>
       </w:r>
-      <w:hyperlink w:history="1" r:id="rIddfyid3shynhsgz0hx_kxy">
+      <w:hyperlink w:history="1" r:id="rIdfe6ro3rmmvkdzhijcjx98">
         <w:r>
           <w:rPr>
             <w:rFonts w:ascii="Arial" w:cs="Arial" w:eastAsia="Arial" w:hAnsi="Arial"/>
@@ -1537,7 +1537,7 @@
         </w:rPr>
         <w:t xml:space="preserve">). To view a copy of this license, visit </w:t>
       </w:r>
-      <w:hyperlink w:history="1" r:id="rId_uf5ufav6cc6rjlmc6bee">
+      <w:hyperlink w:history="1" r:id="rIdjclf6eu_c_yrgezhjyfb8">
         <w:r>
           <w:rPr>
             <w:rFonts w:ascii="Arial" w:cs="Arial" w:eastAsia="Arial" w:hAnsi="Arial"/>

--- a/data/outputs/v2/Physics/SS1.5_Moments_of_Equilibrium/Physics_Moments_of_Equilibrium_SummaryTable.docx
+++ b/data/outputs/v2/Physics/SS1.5_Moments_of_Equilibrium/Physics_Moments_of_Equilibrium_SummaryTable.docx
@@ -1497,7 +1497,7 @@
         </w:rPr>
         <w:t xml:space="preserve">© 2026 SeaVuria and ARES. This work is licensed under a </w:t>
       </w:r>
-      <w:hyperlink w:history="1" r:id="rId2horpyxx8l02_mlf1tqfc">
+      <w:hyperlink w:history="1" r:id="rIdhtrvp8lwdcm0r_dpsq4lk">
         <w:r>
           <w:rPr>
             <w:rFonts w:ascii="Arial" w:cs="Arial" w:eastAsia="Arial" w:hAnsi="Arial"/>
@@ -1517,7 +1517,7 @@
         </w:rPr>
         <w:t xml:space="preserve"> (</w:t>
       </w:r>
-      <w:hyperlink w:history="1" r:id="rIdfe6ro3rmmvkdzhijcjx98">
+      <w:hyperlink w:history="1" r:id="rIdq5flq1zxerqsdurod3q18">
         <w:r>
           <w:rPr>
             <w:rFonts w:ascii="Arial" w:cs="Arial" w:eastAsia="Arial" w:hAnsi="Arial"/>
@@ -1537,7 +1537,7 @@
         </w:rPr>
         <w:t xml:space="preserve">). To view a copy of this license, visit </w:t>
       </w:r>
-      <w:hyperlink w:history="1" r:id="rIdjclf6eu_c_yrgezhjyfb8">
+      <w:hyperlink w:history="1" r:id="rIdnvvznfaj4js0z96akpzgj">
         <w:r>
           <w:rPr>
             <w:rFonts w:ascii="Arial" w:cs="Arial" w:eastAsia="Arial" w:hAnsi="Arial"/>

--- a/data/outputs/v2/Physics/SS1.5_Moments_of_Equilibrium/Physics_Moments_of_Equilibrium_SummaryTable.docx
+++ b/data/outputs/v2/Physics/SS1.5_Moments_of_Equilibrium/Physics_Moments_of_Equilibrium_SummaryTable.docx
@@ -4,6 +4,7 @@
   <w:body>
     <w:p>
       <w:pPr>
+        <w:keepNext w:val="false"/>
         <w:spacing w:after="30" w:before="0"/>
         <w:jc w:val="center"/>
       </w:pPr>
@@ -23,6 +24,7 @@
     </w:p>
     <w:p>
       <w:pPr>
+        <w:keepNext w:val="false"/>
         <w:spacing w:after="60" w:before="0"/>
         <w:jc w:val="center"/>
       </w:pPr>
@@ -81,6 +83,7 @@
           </w:tcPr>
           <w:p>
             <w:pPr>
+              <w:keepNext w:val="false"/>
               <w:spacing w:after="40" w:before="0"/>
               <w:jc w:val="center"/>
             </w:pPr>
@@ -115,6 +118,7 @@
           </w:tcPr>
           <w:p>
             <w:pPr>
+              <w:keepNext w:val="false"/>
               <w:spacing w:after="40" w:before="0"/>
               <w:jc w:val="left"/>
             </w:pPr>
@@ -147,6 +151,7 @@
           </w:tcPr>
           <w:p>
             <w:pPr>
+              <w:keepNext w:val="false"/>
               <w:spacing w:after="40" w:before="0"/>
               <w:jc w:val="left"/>
             </w:pPr>
@@ -181,6 +186,7 @@
           </w:tcPr>
           <w:p>
             <w:pPr>
+              <w:keepNext w:val="false"/>
               <w:spacing w:after="40" w:before="0"/>
               <w:jc w:val="left"/>
             </w:pPr>
@@ -213,6 +219,7 @@
           </w:tcPr>
           <w:p>
             <w:pPr>
+              <w:keepNext w:val="false"/>
               <w:spacing w:after="40" w:before="0"/>
               <w:jc w:val="left"/>
             </w:pPr>
@@ -273,6 +280,7 @@
           </w:tcPr>
           <w:p>
             <w:pPr>
+              <w:keepNext w:val="false"/>
               <w:spacing w:after="40" w:before="0"/>
               <w:jc w:val="center"/>
             </w:pPr>
@@ -307,6 +315,7 @@
           </w:tcPr>
           <w:p>
             <w:pPr>
+              <w:keepNext w:val="false"/>
               <w:spacing w:after="40" w:before="0"/>
               <w:jc w:val="left"/>
             </w:pPr>
@@ -369,6 +378,7 @@
           </w:tcPr>
           <w:p>
             <w:pPr>
+              <w:keepNext w:val="false"/>
               <w:spacing w:after="40" w:before="0"/>
               <w:jc w:val="left"/>
             </w:pPr>
@@ -401,6 +411,7 @@
           </w:tcPr>
           <w:p>
             <w:pPr>
+              <w:keepNext w:val="false"/>
               <w:spacing w:after="40" w:before="0"/>
               <w:jc w:val="left"/>
             </w:pPr>
@@ -433,6 +444,7 @@
           </w:tcPr>
           <w:p>
             <w:pPr>
+              <w:keepNext w:val="false"/>
               <w:spacing w:after="40" w:before="0"/>
               <w:jc w:val="left"/>
             </w:pPr>
@@ -465,6 +477,7 @@
           </w:tcPr>
           <w:p>
             <w:pPr>
+              <w:keepNext w:val="false"/>
               <w:spacing w:after="40" w:before="0"/>
               <w:jc w:val="left"/>
             </w:pPr>
@@ -499,6 +512,7 @@
           </w:tcPr>
           <w:p>
             <w:pPr>
+              <w:keepNext w:val="false"/>
               <w:spacing w:after="40" w:before="0"/>
               <w:jc w:val="left"/>
             </w:pPr>
@@ -518,6 +532,7 @@
           </w:p>
           <w:p>
             <w:pPr>
+              <w:keepNext w:val="false"/>
               <w:spacing w:after="40" w:before="0"/>
               <w:jc w:val="left"/>
             </w:pPr>
@@ -550,6 +565,7 @@
           </w:tcPr>
           <w:p>
             <w:pPr>
+              <w:keepNext w:val="false"/>
               <w:spacing w:after="40" w:before="0"/>
               <w:jc w:val="left"/>
             </w:pPr>
@@ -582,6 +598,7 @@
           </w:tcPr>
           <w:p>
             <w:pPr>
+              <w:keepNext w:val="false"/>
               <w:spacing w:after="40" w:before="0"/>
               <w:jc w:val="left"/>
             </w:pPr>
@@ -614,6 +631,7 @@
           </w:tcPr>
           <w:p>
             <w:pPr>
+              <w:keepNext w:val="false"/>
               <w:spacing w:after="40" w:before="0"/>
               <w:jc w:val="left"/>
             </w:pPr>
@@ -648,6 +666,7 @@
           </w:tcPr>
           <w:p>
             <w:pPr>
+              <w:keepNext w:val="false"/>
               <w:spacing w:after="40" w:before="0"/>
               <w:jc w:val="left"/>
             </w:pPr>
@@ -667,6 +686,7 @@
           </w:p>
           <w:p>
             <w:pPr>
+              <w:keepNext w:val="false"/>
               <w:spacing w:after="40" w:before="0"/>
               <w:jc w:val="left"/>
             </w:pPr>
@@ -699,6 +719,7 @@
           </w:tcPr>
           <w:p>
             <w:pPr>
+              <w:keepNext w:val="false"/>
               <w:spacing w:after="40" w:before="0"/>
               <w:jc w:val="left"/>
             </w:pPr>
@@ -731,6 +752,7 @@
           </w:tcPr>
           <w:p>
             <w:pPr>
+              <w:keepNext w:val="false"/>
               <w:spacing w:after="40" w:before="0"/>
               <w:jc w:val="left"/>
             </w:pPr>
@@ -763,6 +785,7 @@
           </w:tcPr>
           <w:p>
             <w:pPr>
+              <w:keepNext w:val="false"/>
               <w:spacing w:after="40" w:before="0"/>
               <w:jc w:val="left"/>
             </w:pPr>
@@ -797,6 +820,7 @@
           </w:tcPr>
           <w:p>
             <w:pPr>
+              <w:keepNext w:val="false"/>
               <w:spacing w:after="40" w:before="0"/>
               <w:jc w:val="left"/>
             </w:pPr>
@@ -816,6 +840,7 @@
           </w:p>
           <w:p>
             <w:pPr>
+              <w:keepNext w:val="false"/>
               <w:spacing w:after="40" w:before="0"/>
               <w:jc w:val="left"/>
             </w:pPr>
@@ -848,6 +873,7 @@
           </w:tcPr>
           <w:p>
             <w:pPr>
+              <w:keepNext w:val="false"/>
               <w:spacing w:after="40" w:before="0"/>
               <w:jc w:val="left"/>
             </w:pPr>
@@ -880,6 +906,7 @@
           </w:tcPr>
           <w:p>
             <w:pPr>
+              <w:keepNext w:val="false"/>
               <w:spacing w:after="40" w:before="0"/>
               <w:jc w:val="left"/>
             </w:pPr>
@@ -912,6 +939,7 @@
           </w:tcPr>
           <w:p>
             <w:pPr>
+              <w:keepNext w:val="false"/>
               <w:spacing w:after="40" w:before="0"/>
               <w:jc w:val="left"/>
             </w:pPr>
@@ -946,6 +974,7 @@
           </w:tcPr>
           <w:p>
             <w:pPr>
+              <w:keepNext w:val="false"/>
               <w:spacing w:after="40" w:before="0"/>
               <w:jc w:val="left"/>
             </w:pPr>
@@ -965,6 +994,7 @@
           </w:p>
           <w:p>
             <w:pPr>
+              <w:keepNext w:val="false"/>
               <w:spacing w:after="40" w:before="0"/>
               <w:jc w:val="left"/>
             </w:pPr>
@@ -997,6 +1027,7 @@
           </w:tcPr>
           <w:p>
             <w:pPr>
+              <w:keepNext w:val="false"/>
               <w:spacing w:after="40" w:before="0"/>
               <w:jc w:val="left"/>
             </w:pPr>
@@ -1029,6 +1060,7 @@
           </w:tcPr>
           <w:p>
             <w:pPr>
+              <w:keepNext w:val="false"/>
               <w:spacing w:after="40" w:before="0"/>
               <w:jc w:val="left"/>
             </w:pPr>
@@ -1061,6 +1093,7 @@
           </w:tcPr>
           <w:p>
             <w:pPr>
+              <w:keepNext w:val="false"/>
               <w:spacing w:after="40" w:before="0"/>
               <w:jc w:val="left"/>
             </w:pPr>
@@ -1095,6 +1128,7 @@
           </w:tcPr>
           <w:p>
             <w:pPr>
+              <w:keepNext w:val="false"/>
               <w:spacing w:after="40" w:before="0"/>
               <w:jc w:val="left"/>
             </w:pPr>
@@ -1114,6 +1148,7 @@
           </w:p>
           <w:p>
             <w:pPr>
+              <w:keepNext w:val="false"/>
               <w:spacing w:after="40" w:before="0"/>
               <w:jc w:val="left"/>
             </w:pPr>
@@ -1146,6 +1181,7 @@
           </w:tcPr>
           <w:p>
             <w:pPr>
+              <w:keepNext w:val="false"/>
               <w:spacing w:after="40" w:before="0"/>
               <w:jc w:val="left"/>
             </w:pPr>
@@ -1178,6 +1214,7 @@
           </w:tcPr>
           <w:p>
             <w:pPr>
+              <w:keepNext w:val="false"/>
               <w:spacing w:after="40" w:before="0"/>
               <w:jc w:val="left"/>
             </w:pPr>
@@ -1210,6 +1247,7 @@
           </w:tcPr>
           <w:p>
             <w:pPr>
+              <w:keepNext w:val="false"/>
               <w:spacing w:after="40" w:before="0"/>
               <w:jc w:val="left"/>
             </w:pPr>
@@ -1244,6 +1282,7 @@
           </w:tcPr>
           <w:p>
             <w:pPr>
+              <w:keepNext w:val="false"/>
               <w:spacing w:after="40" w:before="0"/>
               <w:jc w:val="left"/>
             </w:pPr>
@@ -1263,6 +1302,7 @@
           </w:p>
           <w:p>
             <w:pPr>
+              <w:keepNext w:val="false"/>
               <w:spacing w:after="40" w:before="0"/>
               <w:jc w:val="left"/>
             </w:pPr>
@@ -1295,6 +1335,7 @@
           </w:tcPr>
           <w:p>
             <w:pPr>
+              <w:keepNext w:val="false"/>
               <w:spacing w:after="40" w:before="0"/>
               <w:jc w:val="left"/>
             </w:pPr>
@@ -1327,6 +1368,7 @@
           </w:tcPr>
           <w:p>
             <w:pPr>
+              <w:keepNext w:val="false"/>
               <w:spacing w:after="40" w:before="0"/>
               <w:jc w:val="left"/>
             </w:pPr>
@@ -1359,6 +1401,7 @@
           </w:tcPr>
           <w:p>
             <w:pPr>
+              <w:keepNext w:val="false"/>
               <w:spacing w:after="40" w:before="0"/>
               <w:jc w:val="left"/>
             </w:pPr>
@@ -1497,7 +1540,7 @@
         </w:rPr>
         <w:t xml:space="preserve">© 2026 SeaVuria and ARES. This work is licensed under a </w:t>
       </w:r>
-      <w:hyperlink w:history="1" r:id="rIdhtrvp8lwdcm0r_dpsq4lk">
+      <w:hyperlink w:history="1" r:id="rIdz2d7lkkoq-lzawsuuf71g">
         <w:r>
           <w:rPr>
             <w:rFonts w:ascii="Arial" w:cs="Arial" w:eastAsia="Arial" w:hAnsi="Arial"/>
@@ -1517,7 +1560,7 @@
         </w:rPr>
         <w:t xml:space="preserve"> (</w:t>
       </w:r>
-      <w:hyperlink w:history="1" r:id="rIdq5flq1zxerqsdurod3q18">
+      <w:hyperlink w:history="1" r:id="rIdzc5an3nawbjbverwryjac">
         <w:r>
           <w:rPr>
             <w:rFonts w:ascii="Arial" w:cs="Arial" w:eastAsia="Arial" w:hAnsi="Arial"/>
@@ -1537,7 +1580,7 @@
         </w:rPr>
         <w:t xml:space="preserve">). To view a copy of this license, visit </w:t>
       </w:r>
-      <w:hyperlink w:history="1" r:id="rIdnvvznfaj4js0z96akpzgj">
+      <w:hyperlink w:history="1" r:id="rIdsb8uv2dnduswy0akbl_so">
         <w:r>
           <w:rPr>
             <w:rFonts w:ascii="Arial" w:cs="Arial" w:eastAsia="Arial" w:hAnsi="Arial"/>

--- a/data/outputs/v2/Physics/SS1.5_Moments_of_Equilibrium/Physics_Moments_of_Equilibrium_SummaryTable.docx
+++ b/data/outputs/v2/Physics/SS1.5_Moments_of_Equilibrium/Physics_Moments_of_Equilibrium_SummaryTable.docx
@@ -1540,7 +1540,7 @@
         </w:rPr>
         <w:t xml:space="preserve">© 2026 SeaVuria and ARES. This work is licensed under a </w:t>
       </w:r>
-      <w:hyperlink w:history="1" r:id="rIdz2d7lkkoq-lzawsuuf71g">
+      <w:hyperlink w:history="1" r:id="rIdimrndkwt-xy7vdbdls3ez">
         <w:r>
           <w:rPr>
             <w:rFonts w:ascii="Arial" w:cs="Arial" w:eastAsia="Arial" w:hAnsi="Arial"/>
@@ -1560,7 +1560,7 @@
         </w:rPr>
         <w:t xml:space="preserve"> (</w:t>
       </w:r>
-      <w:hyperlink w:history="1" r:id="rIdzc5an3nawbjbverwryjac">
+      <w:hyperlink w:history="1" r:id="rIdme4zzk6sho-xsznbpeh4j">
         <w:r>
           <w:rPr>
             <w:rFonts w:ascii="Arial" w:cs="Arial" w:eastAsia="Arial" w:hAnsi="Arial"/>
@@ -1580,7 +1580,7 @@
         </w:rPr>
         <w:t xml:space="preserve">). To view a copy of this license, visit </w:t>
       </w:r>
-      <w:hyperlink w:history="1" r:id="rIdsb8uv2dnduswy0akbl_so">
+      <w:hyperlink w:history="1" r:id="rIdlquixpe91ut61mntznhhb">
         <w:r>
           <w:rPr>
             <w:rFonts w:ascii="Arial" w:cs="Arial" w:eastAsia="Arial" w:hAnsi="Arial"/>
